--- a/docs/tables/whole/sec11_egfr_ratio_sens_summary.docx
+++ b/docs/tables/whole/sec11_egfr_ratio_sens_summary.docx
@@ -581,7 +581,7 @@
                 <w:szCs w:val="22"/>
                 <w:color w:val="000000"/>
               </w:rPr>
-              <w:t xml:space="preserve">323</w:t>
+              <w:t xml:space="preserve">322</w:t>
             </w:r>
           </w:p>
         </w:tc>
@@ -687,7 +687,7 @@
                 <w:szCs w:val="22"/>
                 <w:color w:val="000000"/>
               </w:rPr>
-              <w:t xml:space="preserve">138</w:t>
+              <w:t xml:space="preserve">137</w:t>
             </w:r>
           </w:p>
         </w:tc>
@@ -793,7 +793,7 @@
                 <w:szCs w:val="22"/>
                 <w:color w:val="000000"/>
               </w:rPr>
-              <w:t xml:space="preserve">0.036</w:t>
+              <w:t xml:space="preserve">0.038</w:t>
             </w:r>
           </w:p>
         </w:tc>
@@ -958,7 +958,7 @@
                 <w:szCs w:val="22"/>
                 <w:color w:val="000000"/>
               </w:rPr>
-              <w:t xml:space="preserve">323</w:t>
+              <w:t xml:space="preserve">322</w:t>
             </w:r>
           </w:p>
         </w:tc>
@@ -1117,7 +1117,7 @@
                 <w:szCs w:val="22"/>
                 <w:color w:val="000000"/>
               </w:rPr>
-              <w:t xml:space="preserve">1.33 (1.06, 1.69)</w:t>
+              <w:t xml:space="preserve">1.33 (1.05, 1.69)</w:t>
             </w:r>
           </w:p>
         </w:tc>
@@ -1170,7 +1170,7 @@
                 <w:szCs w:val="22"/>
                 <w:color w:val="000000"/>
               </w:rPr>
-              <w:t xml:space="preserve">0.016</w:t>
+              <w:t xml:space="preserve">0.019</w:t>
             </w:r>
           </w:p>
         </w:tc>
@@ -1335,7 +1335,7 @@
                 <w:szCs w:val="22"/>
                 <w:color w:val="000000"/>
               </w:rPr>
-              <w:t xml:space="preserve">323</w:t>
+              <w:t xml:space="preserve">322</w:t>
             </w:r>
           </w:p>
         </w:tc>
@@ -1494,7 +1494,7 @@
                 <w:szCs w:val="22"/>
                 <w:color w:val="000000"/>
               </w:rPr>
-              <w:t xml:space="preserve">1.06 (0.84, 1.34)</w:t>
+              <w:t xml:space="preserve">1.06 (0.83, 1.34)</w:t>
             </w:r>
           </w:p>
         </w:tc>
@@ -1547,7 +1547,7 @@
                 <w:szCs w:val="22"/>
                 <w:color w:val="000000"/>
               </w:rPr>
-              <w:t xml:space="preserve">0.629</w:t>
+              <w:t xml:space="preserve">0.637</w:t>
             </w:r>
           </w:p>
         </w:tc>
@@ -1712,7 +1712,7 @@
                 <w:szCs w:val="22"/>
                 <w:color w:val="000000"/>
               </w:rPr>
-              <w:t xml:space="preserve">323</w:t>
+              <w:t xml:space="preserve">322</w:t>
             </w:r>
           </w:p>
         </w:tc>
@@ -1871,7 +1871,7 @@
                 <w:szCs w:val="22"/>
                 <w:color w:val="000000"/>
               </w:rPr>
-              <w:t xml:space="preserve">1.14 (0.52, 2.49)</w:t>
+              <w:t xml:space="preserve">1.16 (0.52, 2.60)</w:t>
             </w:r>
           </w:p>
         </w:tc>
@@ -1924,7 +1924,7 @@
                 <w:szCs w:val="22"/>
                 <w:color w:val="000000"/>
               </w:rPr>
-              <w:t xml:space="preserve">0.747</w:t>
+              <w:t xml:space="preserve">0.723</w:t>
             </w:r>
           </w:p>
         </w:tc>
@@ -2089,7 +2089,7 @@
                 <w:szCs w:val="22"/>
                 <w:color w:val="000000"/>
               </w:rPr>
-              <w:t xml:space="preserve">323</w:t>
+              <w:t xml:space="preserve">322</w:t>
             </w:r>
           </w:p>
         </w:tc>
@@ -2301,7 +2301,7 @@
                 <w:szCs w:val="22"/>
                 <w:color w:val="000000"/>
               </w:rPr>
-              <w:t xml:space="preserve">0.023</w:t>
+              <w:t xml:space="preserve">0.025</w:t>
             </w:r>
           </w:p>
         </w:tc>
@@ -2466,7 +2466,7 @@
                 <w:szCs w:val="22"/>
                 <w:color w:val="000000"/>
               </w:rPr>
-              <w:t xml:space="preserve">323</w:t>
+              <w:t xml:space="preserve">322</w:t>
             </w:r>
           </w:p>
         </w:tc>
@@ -2625,7 +2625,7 @@
                 <w:szCs w:val="22"/>
                 <w:color w:val="000000"/>
               </w:rPr>
-              <w:t xml:space="preserve">1.37 (1.11, 1.69)</w:t>
+              <w:t xml:space="preserve">1.37 (1.10, 1.69)</w:t>
             </w:r>
           </w:p>
         </w:tc>
@@ -2678,7 +2678,7 @@
                 <w:szCs w:val="22"/>
                 <w:color w:val="000000"/>
               </w:rPr>
-              <w:t xml:space="preserve">0.003</w:t>
+              <w:t xml:space="preserve">0.004</w:t>
             </w:r>
           </w:p>
         </w:tc>
@@ -2843,7 +2843,7 @@
                 <w:szCs w:val="22"/>
                 <w:color w:val="000000"/>
               </w:rPr>
-              <w:t xml:space="preserve">323</w:t>
+              <w:t xml:space="preserve">322</w:t>
             </w:r>
           </w:p>
         </w:tc>
@@ -2949,7 +2949,7 @@
                 <w:szCs w:val="22"/>
                 <w:color w:val="000000"/>
               </w:rPr>
-              <w:t xml:space="preserve">149</w:t>
+              <w:t xml:space="preserve">148</w:t>
             </w:r>
           </w:p>
         </w:tc>
@@ -3002,7 +3002,7 @@
                 <w:szCs w:val="22"/>
                 <w:color w:val="000000"/>
               </w:rPr>
-              <w:t xml:space="preserve">1.18 (1.06, 1.32)</w:t>
+              <w:t xml:space="preserve">1.19 (1.06, 1.33)</w:t>
             </w:r>
           </w:p>
         </w:tc>
@@ -3220,7 +3220,7 @@
                 <w:szCs w:val="22"/>
                 <w:color w:val="000000"/>
               </w:rPr>
-              <w:t xml:space="preserve">323</w:t>
+              <w:t xml:space="preserve">322</w:t>
             </w:r>
           </w:p>
         </w:tc>
@@ -3379,7 +3379,7 @@
                 <w:szCs w:val="22"/>
                 <w:color w:val="000000"/>
               </w:rPr>
-              <w:t xml:space="preserve">1.40 (1.12, 1.74)</w:t>
+              <w:t xml:space="preserve">1.40 (1.12, 1.75)</w:t>
             </w:r>
           </w:p>
         </w:tc>
@@ -3597,7 +3597,7 @@
                 <w:szCs w:val="22"/>
                 <w:color w:val="000000"/>
               </w:rPr>
-              <w:t xml:space="preserve">323</w:t>
+              <w:t xml:space="preserve">322</w:t>
             </w:r>
           </w:p>
         </w:tc>
@@ -3703,7 +3703,7 @@
                 <w:szCs w:val="22"/>
                 <w:color w:val="000000"/>
               </w:rPr>
-              <w:t xml:space="preserve">68</w:t>
+              <w:t xml:space="preserve">69</w:t>
             </w:r>
           </w:p>
         </w:tc>
@@ -3756,7 +3756,7 @@
                 <w:szCs w:val="22"/>
                 <w:color w:val="000000"/>
               </w:rPr>
-              <w:t xml:space="preserve">1.00 (0.84, 1.18)</w:t>
+              <w:t xml:space="preserve">1.00 (0.85, 1.18)</w:t>
             </w:r>
           </w:p>
         </w:tc>
@@ -3809,7 +3809,7 @@
                 <w:szCs w:val="22"/>
                 <w:color w:val="000000"/>
               </w:rPr>
-              <w:t xml:space="preserve">0.954</w:t>
+              <w:t xml:space="preserve">0.993</w:t>
             </w:r>
           </w:p>
         </w:tc>
@@ -3974,7 +3974,7 @@
                 <w:szCs w:val="22"/>
                 <w:color w:val="000000"/>
               </w:rPr>
-              <w:t xml:space="preserve">323</w:t>
+              <w:t xml:space="preserve">322</w:t>
             </w:r>
           </w:p>
         </w:tc>
@@ -4080,7 +4080,7 @@
                 <w:szCs w:val="22"/>
                 <w:color w:val="000000"/>
               </w:rPr>
-              <w:t xml:space="preserve">44</w:t>
+              <w:t xml:space="preserve">45</w:t>
             </w:r>
           </w:p>
         </w:tc>
@@ -4133,7 +4133,7 @@
                 <w:szCs w:val="22"/>
                 <w:color w:val="000000"/>
               </w:rPr>
-              <w:t xml:space="preserve">1.16 (0.93, 1.44)</w:t>
+              <w:t xml:space="preserve">1.17 (0.94, 1.45)</w:t>
             </w:r>
           </w:p>
         </w:tc>
@@ -4186,7 +4186,7 @@
                 <w:szCs w:val="22"/>
                 <w:color w:val="000000"/>
               </w:rPr>
-              <w:t xml:space="preserve">0.197</w:t>
+              <w:t xml:space="preserve">0.166</w:t>
             </w:r>
           </w:p>
         </w:tc>
@@ -4351,7 +4351,7 @@
                 <w:szCs w:val="22"/>
                 <w:color w:val="000000"/>
               </w:rPr>
-              <w:t xml:space="preserve">323</w:t>
+              <w:t xml:space="preserve">322</w:t>
             </w:r>
           </w:p>
         </w:tc>
@@ -4510,7 +4510,7 @@
                 <w:szCs w:val="22"/>
                 <w:color w:val="000000"/>
               </w:rPr>
-              <w:t xml:space="preserve">29.66 (0.00, Inf)</w:t>
+              <w:t xml:space="preserve">28.41 (0.00, Inf)</w:t>
             </w:r>
           </w:p>
         </w:tc>
@@ -4563,7 +4563,7 @@
                 <w:szCs w:val="22"/>
                 <w:color w:val="000000"/>
               </w:rPr>
-              <w:t xml:space="preserve">0.996</w:t>
+              <w:t xml:space="preserve">0.997</w:t>
             </w:r>
           </w:p>
         </w:tc>
